--- a/Programacion II/Clases/Clase 6 - Eventos y controladores/Taller Estudiante Clase 6 - Interfaces Gráficas (GUI) Básicas.docx
+++ b/Programacion II/Clases/Clase 6 - Eventos y controladores/Taller Estudiante Clase 6 - Interfaces Gráficas (GUI) Básicas.docx
@@ -878,7 +878,7 @@
           <w:color w:val="1f1f1f"/>
           <w:rtl w:val="0"/>
         </w:rPr>
-        <w:t xml:space="preserve">Sube el archivo .java (o el .zip de tu proyecto) en la asignación del Campus Virtual de la Clase 5 antes del domingo a las 11:59 PM.</w:t>
+        <w:t>Sube el archivo .java (o el .zip de tu proyecto) en la asignación del ExamLab de la Clase 5 antes del domingo a las 11:59 PM.</w:t>
       </w:r>
     </w:p>
     <w:sectPr>
